--- a/Documents /HRP-581 - Information Letter - AlexFisher.docx
+++ b/Documents /HRP-581 - Information Letter - AlexFisher.docx
@@ -156,7 +156,29 @@
           <w:sz w:val="22"/>
           <w:szCs w:val="22"/>
         </w:rPr>
-        <w:t>Dr. Allie McCreary; phone: 334-844-1007; email: aem0200@auburn.edu</w:t>
+        <w:t>Dr. Allie McCreary; phone: 334-844-10</w:t>
+      </w:r>
+      <w:r>
+        <w:rPr>
+          <w:rStyle w:val="Instructions"/>
+          <w:i/>
+          <w:iCs w:val="0"/>
+          <w:color w:val="000000" w:themeColor="text1"/>
+          <w:sz w:val="22"/>
+          <w:szCs w:val="22"/>
+        </w:rPr>
+        <w:t>59</w:t>
+      </w:r>
+      <w:r>
+        <w:rPr>
+          <w:rStyle w:val="Instructions"/>
+          <w:i/>
+          <w:iCs w:val="0"/>
+          <w:color w:val="000000" w:themeColor="text1"/>
+          <w:sz w:val="22"/>
+          <w:szCs w:val="22"/>
+        </w:rPr>
+        <w:t>; email: aem0200@auburn.edu</w:t>
       </w:r>
       <w:r>
         <w:rPr>
@@ -618,7 +640,7 @@
           <w:sz w:val="22"/>
           <w:szCs w:val="22"/>
         </w:rPr>
-        <w:t xml:space="preserve"> backyard bird feeders and/or keeps backyard poultry in the Southeastern United States</w:t>
+        <w:t xml:space="preserve"> backyard bird feeders</w:t>
       </w:r>
       <w:r>
         <w:rPr>
@@ -629,8 +651,65 @@
           <w:sz w:val="22"/>
           <w:szCs w:val="22"/>
         </w:rPr>
+        <w:t xml:space="preserve">, </w:t>
+      </w:r>
+      <w:r>
+        <w:rPr>
+          <w:rFonts w:ascii="Arial" w:hAnsi="Arial" w:cs="Arial"/>
+          <w:i/>
+          <w:iCs/>
+          <w:color w:val="000000" w:themeColor="text1"/>
+          <w:sz w:val="22"/>
+          <w:szCs w:val="22"/>
+        </w:rPr>
+        <w:t>keeps backyard poultry</w:t>
+      </w:r>
+      <w:r>
+        <w:rPr>
+          <w:rFonts w:ascii="Arial" w:hAnsi="Arial" w:cs="Arial"/>
+          <w:i/>
+          <w:iCs/>
+          <w:color w:val="000000" w:themeColor="text1"/>
+          <w:sz w:val="22"/>
+          <w:szCs w:val="22"/>
+        </w:rPr>
+        <w:t>, or has interest or knowledge of these activities</w:t>
+      </w:r>
+      <w:r>
+        <w:rPr>
+          <w:rFonts w:ascii="Arial" w:hAnsi="Arial" w:cs="Arial"/>
+          <w:i/>
+          <w:iCs/>
+          <w:color w:val="000000" w:themeColor="text1"/>
+          <w:sz w:val="22"/>
+          <w:szCs w:val="22"/>
+        </w:rPr>
+        <w:t xml:space="preserve"> in the Southeastern United States</w:t>
+      </w:r>
+      <w:r>
+        <w:rPr>
+          <w:rFonts w:ascii="Arial" w:hAnsi="Arial" w:cs="Arial"/>
+          <w:i/>
+          <w:iCs/>
+          <w:color w:val="000000" w:themeColor="text1"/>
+          <w:sz w:val="22"/>
+          <w:szCs w:val="22"/>
+        </w:rPr>
         <w:t xml:space="preserve">. </w:t>
       </w:r>
+      <w:ins w:id="0" w:author="Claude" w:date="2026-09-24T00:00:00Z">
+        <w:r>
+          <w:rPr>
+            <w:rFonts w:ascii="Arial" w:hAnsi="Arial" w:cs="Arial"/>
+            <w:i/>
+            <w:iCs/>
+            <w:color w:val="000000" w:themeColor="text1"/>
+            <w:sz w:val="22"/>
+            <w:szCs w:val="22"/>
+          </w:rPr>
+          <w:t xml:space="preserve">You may have received this invitation because you take part in our Backyard Birds field study, or through an email listserv or newsletter. </w:t>
+        </w:r>
+      </w:ins>
     </w:p>
     <w:p>
       <w:pPr>
@@ -1042,21 +1121,9 @@
           <w:sz w:val="22"/>
           <w:szCs w:val="22"/>
         </w:rPr>
-        <w:t xml:space="preserve"> participating in this study.</w:t>
-      </w:r>
-    </w:p>
-    <w:p>
-      <w:pPr>
-        <w:pStyle w:val="BodyText"/>
-        <w:rPr>
-          <w:color w:val="000000" w:themeColor="text1"/>
-        </w:rPr>
-      </w:pPr>
-    </w:p>
-    <w:p>
-      <w:pPr>
-        <w:pStyle w:val="Heading2"/>
-        <w:spacing w:before="0" w:after="0"/>
+        <w:t xml:space="preserve"> participating in this </w:t>
+      </w:r>
+      <w:r>
         <w:rPr>
           <w:b w:val="0"/>
           <w:bCs w:val="0"/>
@@ -1066,14 +1133,7 @@
           <w:sz w:val="22"/>
           <w:szCs w:val="22"/>
         </w:rPr>
-      </w:pPr>
-      <w:r>
-        <w:rPr>
-          <w:color w:val="000000" w:themeColor="text1"/>
-          <w:sz w:val="22"/>
-          <w:szCs w:val="22"/>
-        </w:rPr>
-        <w:t xml:space="preserve">If you change your mind about participating, </w:t>
+        <w:t>study</w:t>
       </w:r>
       <w:r>
         <w:rPr>
@@ -1085,9 +1145,21 @@
           <w:sz w:val="22"/>
           <w:szCs w:val="22"/>
         </w:rPr>
-        <w:t xml:space="preserve">you can withdraw at any time during the study.  Your participation is completely voluntary.  </w:t>
-      </w:r>
-      <w:r>
+        <w:t>.</w:t>
+      </w:r>
+    </w:p>
+    <w:p>
+      <w:pPr>
+        <w:pStyle w:val="BodyText"/>
+        <w:rPr>
+          <w:color w:val="000000" w:themeColor="text1"/>
+        </w:rPr>
+      </w:pPr>
+    </w:p>
+    <w:p>
+      <w:pPr>
+        <w:pStyle w:val="Heading2"/>
+        <w:spacing w:before="0" w:after="0"/>
         <w:rPr>
           <w:b w:val="0"/>
           <w:bCs w:val="0"/>
@@ -1097,7 +1169,14 @@
           <w:sz w:val="22"/>
           <w:szCs w:val="22"/>
         </w:rPr>
-        <w:t>You can skip any question in the survey or stop taking the survey at any time</w:t>
+      </w:pPr>
+      <w:r>
+        <w:rPr>
+          <w:color w:val="000000" w:themeColor="text1"/>
+          <w:sz w:val="22"/>
+          <w:szCs w:val="22"/>
+        </w:rPr>
+        <w:t xml:space="preserve">If you change your mind about participating, </w:t>
       </w:r>
       <w:r>
         <w:rPr>
@@ -1109,7 +1188,7 @@
           <w:sz w:val="22"/>
           <w:szCs w:val="22"/>
         </w:rPr>
-        <w:t xml:space="preserve">.   Your decision about </w:t>
+        <w:t xml:space="preserve">you can withdraw at any time during the study.  Your participation is completely voluntary.  </w:t>
       </w:r>
       <w:r>
         <w:rPr>
@@ -1121,7 +1200,7 @@
           <w:sz w:val="22"/>
           <w:szCs w:val="22"/>
         </w:rPr>
-        <w:t>whether</w:t>
+        <w:t>You can skip any question in the survey or stop taking the survey at any time</w:t>
       </w:r>
       <w:r>
         <w:rPr>
@@ -1133,8 +1212,22 @@
           <w:sz w:val="22"/>
           <w:szCs w:val="22"/>
         </w:rPr>
-        <w:t xml:space="preserve"> to participate or to stop participating will not jeopardize your future relations with Auburn University or </w:t>
-      </w:r>
+        <w:t xml:space="preserve">. </w:t>
+      </w:r>
+      <w:ins w:id="1" w:author="Claude" w:date="2026-09-24T00:00:00Z">
+        <w:r>
+          <w:rPr>
+            <w:b w:val="0"/>
+            <w:bCs w:val="0"/>
+            <w:i w:val="0"/>
+            <w:iCs w:val="0"/>
+            <w:color w:val="000000" w:themeColor="text1"/>
+            <w:sz w:val="22"/>
+            <w:szCs w:val="22"/>
+          </w:rPr>
+          <w:t>If you take part in our Backyard Birds field study, you may ask to have your responses withdrawn before data analysis begins by contacting Alex Fisher and referencing your household’s site code. If you are not part of the field study, your responses are anonymous and cannot be withdrawn once submitted because they cannot be linked to you</w:t>
+        </w:r>
+      </w:ins>
       <w:r>
         <w:rPr>
           <w:b w:val="0"/>
@@ -1145,6 +1238,55 @@
           <w:sz w:val="22"/>
           <w:szCs w:val="22"/>
         </w:rPr>
+        <w:t xml:space="preserve">. </w:t>
+      </w:r>
+      <w:r>
+        <w:rPr>
+          <w:b w:val="0"/>
+          <w:bCs w:val="0"/>
+          <w:i w:val="0"/>
+          <w:iCs w:val="0"/>
+          <w:color w:val="000000" w:themeColor="text1"/>
+          <w:sz w:val="22"/>
+          <w:szCs w:val="22"/>
+        </w:rPr>
+        <w:t xml:space="preserve">Your decision about </w:t>
+      </w:r>
+      <w:r>
+        <w:rPr>
+          <w:b w:val="0"/>
+          <w:bCs w:val="0"/>
+          <w:i w:val="0"/>
+          <w:iCs w:val="0"/>
+          <w:color w:val="000000" w:themeColor="text1"/>
+          <w:sz w:val="22"/>
+          <w:szCs w:val="22"/>
+        </w:rPr>
+        <w:lastRenderedPageBreak/>
+        <w:t>whether</w:t>
+      </w:r>
+      <w:r>
+        <w:rPr>
+          <w:b w:val="0"/>
+          <w:bCs w:val="0"/>
+          <w:i w:val="0"/>
+          <w:iCs w:val="0"/>
+          <w:color w:val="000000" w:themeColor="text1"/>
+          <w:sz w:val="22"/>
+          <w:szCs w:val="22"/>
+        </w:rPr>
+        <w:t xml:space="preserve"> to participate or to stop participating will not jeopardize your future relations with Auburn University or </w:t>
+      </w:r>
+      <w:r>
+        <w:rPr>
+          <w:b w:val="0"/>
+          <w:bCs w:val="0"/>
+          <w:i w:val="0"/>
+          <w:iCs w:val="0"/>
+          <w:color w:val="000000" w:themeColor="text1"/>
+          <w:sz w:val="22"/>
+          <w:szCs w:val="22"/>
+        </w:rPr>
         <w:t xml:space="preserve">the College of Forestry, Wildlife and the Environment. </w:t>
       </w:r>
     </w:p>
@@ -1175,7 +1317,6 @@
           <w:sz w:val="22"/>
           <w:szCs w:val="22"/>
         </w:rPr>
-        <w:lastRenderedPageBreak/>
         <w:t>Any data obtained in connection with this study will remain</w:t>
       </w:r>
       <w:r>
@@ -1230,6 +1371,35 @@
           <w:szCs w:val="22"/>
         </w:rPr>
         <w:t xml:space="preserve">. </w:t>
+      </w:r>
+      <w:ins w:id="2" w:author="Claude" w:date="2026-09-24T00:00:00Z">
+        <w:r>
+          <w:rPr>
+            <w:rFonts w:ascii="Arial" w:hAnsi="Arial" w:cs="Arial"/>
+            <w:color w:val="000000" w:themeColor="text1"/>
+            <w:sz w:val="22"/>
+            <w:szCs w:val="22"/>
+          </w:rPr>
+          <w:t>If you take part in our Backyard Birds field study, your responses will be labeled with your household’s site code rather than your name so they can be linked to the bird data collected in your yard; the list linking site codes to households is stored separately and securely. If you are not part of the field study, your responses are anonymous</w:t>
+        </w:r>
+      </w:ins>
+      <w:r>
+        <w:rPr>
+          <w:rFonts w:ascii="Arial" w:hAnsi="Arial" w:cs="Arial"/>
+          <w:color w:val="000000" w:themeColor="text1"/>
+          <w:sz w:val="22"/>
+          <w:szCs w:val="22"/>
+        </w:rPr>
+        <w:t>.</w:t>
+      </w:r>
+      <w:r>
+        <w:rPr>
+          <w:rFonts w:ascii="Arial" w:hAnsi="Arial" w:cs="Arial"/>
+          <w:color w:val="000000" w:themeColor="text1"/>
+          <w:sz w:val="22"/>
+          <w:szCs w:val="22"/>
+        </w:rPr>
+        <w:t xml:space="preserve"> </w:t>
       </w:r>
       <w:r>
         <w:rPr>
@@ -1338,13 +1508,24 @@
         </w:rPr>
         <w:t xml:space="preserve">, Dr. Allie McCreary at </w:t>
       </w:r>
-      <w:r>
-        <w:rPr>
-          <w:rFonts w:ascii="Arial" w:hAnsi="Arial" w:cs="Arial"/>
-          <w:sz w:val="22"/>
-          <w:szCs w:val="22"/>
-        </w:rPr>
-        <w:t>aem0200@auburn.edu</w:t>
+      <w:hyperlink r:id="rId13" w:history="1">
+        <w:r>
+          <w:rPr>
+            <w:rStyle w:val="Hyperlink"/>
+            <w:rFonts w:ascii="Arial" w:hAnsi="Arial" w:cs="Arial"/>
+            <w:sz w:val="22"/>
+            <w:szCs w:val="22"/>
+          </w:rPr>
+          <w:t>aem0200@auburn.edu</w:t>
+        </w:r>
+      </w:hyperlink>
+      <w:r>
+        <w:rPr>
+          <w:rFonts w:ascii="Arial" w:hAnsi="Arial" w:cs="Arial"/>
+          <w:sz w:val="22"/>
+          <w:szCs w:val="22"/>
+        </w:rPr>
+        <w:t xml:space="preserve"> </w:t>
       </w:r>
       <w:r>
         <w:rPr>
@@ -1360,7 +1541,34 @@
           <w:sz w:val="22"/>
           <w:szCs w:val="22"/>
         </w:rPr>
-        <w:t xml:space="preserve"> or Dr. Kelsey McCune at kbm0054@auburn.edu.  </w:t>
+        <w:t xml:space="preserve"> or Dr. Kelsey McCune at </w:t>
+      </w:r>
+      <w:hyperlink r:id="rId14" w:history="1">
+        <w:r>
+          <w:rPr>
+            <w:rStyle w:val="Hyperlink"/>
+            <w:rFonts w:ascii="Arial" w:hAnsi="Arial" w:cs="Arial"/>
+            <w:sz w:val="22"/>
+            <w:szCs w:val="22"/>
+          </w:rPr>
+          <w:t>kbm0054@auburn.edu</w:t>
+        </w:r>
+      </w:hyperlink>
+      <w:r>
+        <w:rPr>
+          <w:rFonts w:ascii="Arial" w:hAnsi="Arial" w:cs="Arial"/>
+          <w:sz w:val="22"/>
+          <w:szCs w:val="22"/>
+        </w:rPr>
+        <w:t xml:space="preserve"> </w:t>
+      </w:r>
+      <w:r>
+        <w:rPr>
+          <w:rFonts w:ascii="Arial" w:hAnsi="Arial" w:cs="Arial"/>
+          <w:sz w:val="22"/>
+          <w:szCs w:val="22"/>
+        </w:rPr>
+        <w:t xml:space="preserve">.  </w:t>
       </w:r>
     </w:p>
     <w:p>
@@ -1513,10 +1721,10 @@
       </w:pPr>
     </w:p>
     <w:sectPr>
-      <w:headerReference w:type="default" r:id="rId13"/>
-      <w:footerReference w:type="default" r:id="rId14"/>
-      <w:headerReference w:type="first" r:id="rId15"/>
-      <w:footerReference w:type="first" r:id="rId16"/>
+      <w:headerReference w:type="default" r:id="rId15"/>
+      <w:footerReference w:type="default" r:id="rId16"/>
+      <w:headerReference w:type="first" r:id="rId17"/>
+      <w:footerReference w:type="first" r:id="rId18"/>
       <w:pgSz w:w="12240" w:h="15840" w:code="1"/>
       <w:pgMar w:top="245" w:right="1152" w:bottom="245" w:left="1152" w:header="720" w:footer="720" w:gutter="0"/>
       <w:cols w:space="720"/>
